--- a/reports/docx/Tracabilite_code_FR.docx
+++ b/reports/docx/Tracabilite_code_FR.docx
@@ -1048,7 +1048,7 @@
               <w:jc w:val="left"/>
             </w:pPr>
             <w:r>
-              <w:t xml:space="preserve">Étape (cf. guide pas à pas)</w:t>
+              <w:t xml:space="preserve">Étape (cf. guide global)</w:t>
             </w:r>
           </w:p>
         </w:tc>

--- a/reports/docx/Tracabilite_code_FR.docx
+++ b/reports/docx/Tracabilite_code_FR.docx
@@ -36,7 +36,7 @@
         </w:p>
       </w:sdtContent>
     </w:sdt>
-    <w:bookmarkStart w:id="29" w:name="X6416bded1791c839e8902008417b23a9c9694b2"/>
+    <w:bookmarkStart w:id="30" w:name="X6416bded1791c839e8902008417b23a9c9694b2"/>
     <w:p>
       <w:pPr>
         <w:pStyle w:val="Heading1"/>
@@ -1759,13 +1759,13 @@
       </w:tr>
     </w:tbl>
     <w:bookmarkEnd w:id="23"/>
-    <w:bookmarkStart w:id="24" w:name="X844c32e88726e87fa569b4d896986db52767eff"/>
+    <w:bookmarkStart w:id="24" w:name="X0f29d1b10272ae3b91d9cc4dc4b0d7411676131"/>
     <w:p>
       <w:pPr>
         <w:pStyle w:val="Heading2"/>
       </w:pPr>
       <w:r>
-        <w:t xml:space="preserve">5. Robustesse et tests statistiques</w:t>
+        <w:t xml:space="preserve">4b. Benchmarks de comparaison (actions, cash, asymétrique)</w:t>
       </w:r>
     </w:p>
     <w:tbl>
@@ -1817,32 +1817,66 @@
               <w:jc w:val="left"/>
             </w:pPr>
             <w:r>
-              <w:rPr>
-                <w:bCs/>
-                <w:b/>
-              </w:rPr>
-              <w:t xml:space="preserve">Bootstrap</w:t>
-            </w:r>
-            <w:r>
-              <w:t xml:space="preserve"> </w:t>
-            </w:r>
-            <w:r>
-              <w:t xml:space="preserve">(3 000 rejeux) — ΔCAGR/ΔSharpe/ΔMaxDD/ΔCVaR</w:t>
-            </w:r>
-          </w:p>
-        </w:tc>
-        <w:tc>
-          <w:tcPr/>
-          <w:p>
-            <w:pPr>
-              <w:pStyle w:val="Compact"/>
-              <w:jc w:val="left"/>
-            </w:pPr>
-            <w:r>
-              <w:rPr>
-                <w:rStyle w:val="VerbatimChar"/>
-              </w:rPr>
-              <w:t xml:space="preserve">src/robustness.py:83-118</w:t>
+              <w:t xml:space="preserve">Obligations → actions (mix AP5) et → cash</w:t>
+            </w:r>
+          </w:p>
+        </w:tc>
+        <w:tc>
+          <w:tcPr/>
+          <w:p>
+            <w:pPr>
+              <w:pStyle w:val="Compact"/>
+              <w:jc w:val="left"/>
+            </w:pPr>
+            <w:r>
+              <w:rPr>
+                <w:rStyle w:val="VerbatimChar"/>
+              </w:rPr>
+              <w:t xml:space="preserve">src/benchmark_portfolios.py:33-41</w:t>
+            </w:r>
+            <w:r>
+              <w:t xml:space="preserve"> </w:t>
+            </w:r>
+            <w:r>
+              <w:t xml:space="preserve">(paniers) +</w:t>
+            </w:r>
+            <w:r>
+              <w:t xml:space="preserve"> </w:t>
+            </w:r>
+            <w:r>
+              <w:rPr>
+                <w:rStyle w:val="VerbatimChar"/>
+              </w:rPr>
+              <w:t xml:space="preserve">:54-58</w:t>
+            </w:r>
+          </w:p>
+        </w:tc>
+      </w:tr>
+      <w:tr>
+        <w:tc>
+          <w:tcPr/>
+          <w:p>
+            <w:pPr>
+              <w:pStyle w:val="Compact"/>
+              <w:jc w:val="left"/>
+            </w:pPr>
+            <w:r>
+              <w:t xml:space="preserve">Remplacement des seules obligations mondiales</w:t>
+            </w:r>
+          </w:p>
+        </w:tc>
+        <w:tc>
+          <w:tcPr/>
+          <w:p>
+            <w:pPr>
+              <w:pStyle w:val="Compact"/>
+              <w:jc w:val="left"/>
+            </w:pPr>
+            <w:r>
+              <w:rPr>
+                <w:rStyle w:val="VerbatimChar"/>
+              </w:rPr>
+              <w:t xml:space="preserve">src/benchmark_portfolios.py:43-51</w:t>
             </w:r>
             <w:r>
               <w:t xml:space="preserve"> </w:t>
@@ -1854,7 +1888,7 @@
               <w:rPr>
                 <w:rStyle w:val="VerbatimChar"/>
               </w:rPr>
-              <w:t xml:space="preserve">bootstrap_ci</w:t>
+              <w:t xml:space="preserve">world_only_book</w:t>
             </w:r>
             <w:r>
               <w:t xml:space="preserve">)</w:t>
@@ -1871,22 +1905,22 @@
               <w:jc w:val="left"/>
             </w:pPr>
             <w:r>
-              <w:t xml:space="preserve">Sensibilité (bande, coûts, couverture, période) + CVaR</w:t>
-            </w:r>
-          </w:p>
-        </w:tc>
-        <w:tc>
-          <w:tcPr/>
-          <w:p>
-            <w:pPr>
-              <w:pStyle w:val="Compact"/>
-              <w:jc w:val="left"/>
-            </w:pPr>
-            <w:r>
-              <w:rPr>
-                <w:rStyle w:val="VerbatimChar"/>
-              </w:rPr>
-              <w:t xml:space="preserve">src/robustness.py:120-159</w:t>
+              <w:t xml:space="preserve">Tableau complet + balayage par dose, sorties CSV</w:t>
+            </w:r>
+          </w:p>
+        </w:tc>
+        <w:tc>
+          <w:tcPr/>
+          <w:p>
+            <w:pPr>
+              <w:pStyle w:val="Compact"/>
+              <w:jc w:val="left"/>
+            </w:pPr>
+            <w:r>
+              <w:rPr>
+                <w:rStyle w:val="VerbatimChar"/>
+              </w:rPr>
+              <w:t xml:space="preserve">src/benchmark_portfolios.py:61-90</w:t>
             </w:r>
             <w:r>
               <w:t xml:space="preserve"> </w:t>
@@ -1898,105 +1932,7 @@
               <w:rPr>
                 <w:rStyle w:val="VerbatimChar"/>
               </w:rPr>
-              <w:t xml:space="preserve">sensitivity</w:t>
-            </w:r>
-            <w:r>
-              <w:t xml:space="preserve">)</w:t>
-            </w:r>
-          </w:p>
-        </w:tc>
-      </w:tr>
-      <w:tr>
-        <w:tc>
-          <w:tcPr/>
-          <w:p>
-            <w:pPr>
-              <w:pStyle w:val="Compact"/>
-              <w:jc w:val="left"/>
-            </w:pPr>
-            <w:r>
-              <w:t xml:space="preserve">Comparaison</w:t>
-            </w:r>
-            <w:r>
-              <w:t xml:space="preserve"> </w:t>
-            </w:r>
-            <w:r>
-              <w:rPr>
-                <w:bCs/>
-                <w:b/>
-              </w:rPr>
-              <w:t xml:space="preserve">catégorie vs par constituant</w:t>
-            </w:r>
-          </w:p>
-        </w:tc>
-        <w:tc>
-          <w:tcPr/>
-          <w:p>
-            <w:pPr>
-              <w:pStyle w:val="Compact"/>
-              <w:jc w:val="left"/>
-            </w:pPr>
-            <w:r>
-              <w:rPr>
-                <w:rStyle w:val="VerbatimChar"/>
-              </w:rPr>
-              <w:t xml:space="preserve">src/robustness.py:161-177</w:t>
-            </w:r>
-            <w:r>
-              <w:t xml:space="preserve"> </w:t>
-            </w:r>
-            <w:r>
-              <w:t xml:space="preserve">(</w:t>
-            </w:r>
-            <w:r>
-              <w:rPr>
-                <w:rStyle w:val="VerbatimChar"/>
-              </w:rPr>
-              <w:t xml:space="preserve">granular_vs_category</w:t>
-            </w:r>
-            <w:r>
-              <w:t xml:space="preserve">)</w:t>
-            </w:r>
-          </w:p>
-        </w:tc>
-      </w:tr>
-      <w:tr>
-        <w:tc>
-          <w:tcPr/>
-          <w:p>
-            <w:pPr>
-              <w:pStyle w:val="Compact"/>
-              <w:jc w:val="left"/>
-            </w:pPr>
-            <w:r>
-              <w:t xml:space="preserve">Table de stress par crise</w:t>
-            </w:r>
-          </w:p>
-        </w:tc>
-        <w:tc>
-          <w:tcPr/>
-          <w:p>
-            <w:pPr>
-              <w:pStyle w:val="Compact"/>
-              <w:jc w:val="left"/>
-            </w:pPr>
-            <w:r>
-              <w:rPr>
-                <w:rStyle w:val="VerbatimChar"/>
-              </w:rPr>
-              <w:t xml:space="preserve">src/robustness.py:179-192</w:t>
-            </w:r>
-            <w:r>
-              <w:t xml:space="preserve"> </w:t>
-            </w:r>
-            <w:r>
-              <w:t xml:space="preserve">(</w:t>
-            </w:r>
-            <w:r>
-              <w:rPr>
-                <w:rStyle w:val="VerbatimChar"/>
-              </w:rPr>
-              <w:t xml:space="preserve">stress_table</w:t>
+              <w:t xml:space="preserve">main</w:t>
             </w:r>
             <w:r>
               <w:t xml:space="preserve">)</w:t>
@@ -2006,13 +1942,13 @@
       </w:tr>
     </w:tbl>
     <w:bookmarkEnd w:id="24"/>
-    <w:bookmarkStart w:id="25" w:name="X415c25e68d27fc7607c67730d06f7e4655baf37"/>
+    <w:bookmarkStart w:id="25" w:name="X844c32e88726e87fa569b4d896986db52767eff"/>
     <w:p>
       <w:pPr>
         <w:pStyle w:val="Heading2"/>
       </w:pPr>
       <w:r>
-        <w:t xml:space="preserve">6. Allocation avancée (Étape C — optimiseur)</w:t>
+        <w:t xml:space="preserve">5. Robustesse et tests statistiques</w:t>
       </w:r>
     </w:p>
     <w:tbl>
@@ -2064,51 +2000,32 @@
               <w:jc w:val="left"/>
             </w:pPr>
             <w:r>
-              <w:t xml:space="preserve">Mise en place (poches, plafonds, appel de l'optimiseur, frais exacts)</w:t>
-            </w:r>
-          </w:p>
-        </w:tc>
-        <w:tc>
-          <w:tcPr/>
-          <w:p>
-            <w:pPr>
-              <w:pStyle w:val="Compact"/>
-              <w:jc w:val="left"/>
-            </w:pPr>
-            <w:r>
-              <w:rPr>
-                <w:rStyle w:val="VerbatimChar"/>
-              </w:rPr>
-              <w:t xml:space="preserve">src/appendix_optimization.py:32-87</w:t>
-            </w:r>
-          </w:p>
-        </w:tc>
-      </w:tr>
-      <w:tr>
-        <w:tc>
-          <w:tcPr/>
-          <w:p>
-            <w:pPr>
-              <w:pStyle w:val="Compact"/>
-              <w:jc w:val="left"/>
-            </w:pPr>
-            <w:r>
-              <w:t xml:space="preserve">L'algorithme d'optimisation lui-même (max-Sharpe / min-variance / min-CVaR)</w:t>
-            </w:r>
-          </w:p>
-        </w:tc>
-        <w:tc>
-          <w:tcPr/>
-          <w:p>
-            <w:pPr>
-              <w:pStyle w:val="Compact"/>
-              <w:jc w:val="left"/>
-            </w:pPr>
-            <w:r>
-              <w:rPr>
-                <w:rStyle w:val="VerbatimChar"/>
-              </w:rPr>
-              <w:t xml:space="preserve">src/optimize.py:80</w:t>
+              <w:rPr>
+                <w:bCs/>
+                <w:b/>
+              </w:rPr>
+              <w:t xml:space="preserve">Bootstrap</w:t>
+            </w:r>
+            <w:r>
+              <w:t xml:space="preserve"> </w:t>
+            </w:r>
+            <w:r>
+              <w:t xml:space="preserve">(3 000 rejeux) — ΔCAGR/ΔSharpe/ΔMaxDD/ΔCVaR</w:t>
+            </w:r>
+          </w:p>
+        </w:tc>
+        <w:tc>
+          <w:tcPr/>
+          <w:p>
+            <w:pPr>
+              <w:pStyle w:val="Compact"/>
+              <w:jc w:val="left"/>
+            </w:pPr>
+            <w:r>
+              <w:rPr>
+                <w:rStyle w:val="VerbatimChar"/>
+              </w:rPr>
+              <w:t xml:space="preserve">src/robustness.py:83-118</w:t>
             </w:r>
             <w:r>
               <w:t xml:space="preserve"> </w:t>
@@ -2120,7 +2037,149 @@
               <w:rPr>
                 <w:rStyle w:val="VerbatimChar"/>
               </w:rPr>
-              <w:t xml:space="preserve">optimise</w:t>
+              <w:t xml:space="preserve">bootstrap_ci</w:t>
+            </w:r>
+            <w:r>
+              <w:t xml:space="preserve">)</w:t>
+            </w:r>
+          </w:p>
+        </w:tc>
+      </w:tr>
+      <w:tr>
+        <w:tc>
+          <w:tcPr/>
+          <w:p>
+            <w:pPr>
+              <w:pStyle w:val="Compact"/>
+              <w:jc w:val="left"/>
+            </w:pPr>
+            <w:r>
+              <w:t xml:space="preserve">Sensibilité (bande, coûts, couverture, période) + CVaR</w:t>
+            </w:r>
+          </w:p>
+        </w:tc>
+        <w:tc>
+          <w:tcPr/>
+          <w:p>
+            <w:pPr>
+              <w:pStyle w:val="Compact"/>
+              <w:jc w:val="left"/>
+            </w:pPr>
+            <w:r>
+              <w:rPr>
+                <w:rStyle w:val="VerbatimChar"/>
+              </w:rPr>
+              <w:t xml:space="preserve">src/robustness.py:120-159</w:t>
+            </w:r>
+            <w:r>
+              <w:t xml:space="preserve"> </w:t>
+            </w:r>
+            <w:r>
+              <w:t xml:space="preserve">(</w:t>
+            </w:r>
+            <w:r>
+              <w:rPr>
+                <w:rStyle w:val="VerbatimChar"/>
+              </w:rPr>
+              <w:t xml:space="preserve">sensitivity</w:t>
+            </w:r>
+            <w:r>
+              <w:t xml:space="preserve">)</w:t>
+            </w:r>
+          </w:p>
+        </w:tc>
+      </w:tr>
+      <w:tr>
+        <w:tc>
+          <w:tcPr/>
+          <w:p>
+            <w:pPr>
+              <w:pStyle w:val="Compact"/>
+              <w:jc w:val="left"/>
+            </w:pPr>
+            <w:r>
+              <w:t xml:space="preserve">Comparaison</w:t>
+            </w:r>
+            <w:r>
+              <w:t xml:space="preserve"> </w:t>
+            </w:r>
+            <w:r>
+              <w:rPr>
+                <w:bCs/>
+                <w:b/>
+              </w:rPr>
+              <w:t xml:space="preserve">catégorie vs par constituant</w:t>
+            </w:r>
+          </w:p>
+        </w:tc>
+        <w:tc>
+          <w:tcPr/>
+          <w:p>
+            <w:pPr>
+              <w:pStyle w:val="Compact"/>
+              <w:jc w:val="left"/>
+            </w:pPr>
+            <w:r>
+              <w:rPr>
+                <w:rStyle w:val="VerbatimChar"/>
+              </w:rPr>
+              <w:t xml:space="preserve">src/robustness.py:161-177</w:t>
+            </w:r>
+            <w:r>
+              <w:t xml:space="preserve"> </w:t>
+            </w:r>
+            <w:r>
+              <w:t xml:space="preserve">(</w:t>
+            </w:r>
+            <w:r>
+              <w:rPr>
+                <w:rStyle w:val="VerbatimChar"/>
+              </w:rPr>
+              <w:t xml:space="preserve">granular_vs_category</w:t>
+            </w:r>
+            <w:r>
+              <w:t xml:space="preserve">)</w:t>
+            </w:r>
+          </w:p>
+        </w:tc>
+      </w:tr>
+      <w:tr>
+        <w:tc>
+          <w:tcPr/>
+          <w:p>
+            <w:pPr>
+              <w:pStyle w:val="Compact"/>
+              <w:jc w:val="left"/>
+            </w:pPr>
+            <w:r>
+              <w:t xml:space="preserve">Table de stress par crise</w:t>
+            </w:r>
+          </w:p>
+        </w:tc>
+        <w:tc>
+          <w:tcPr/>
+          <w:p>
+            <w:pPr>
+              <w:pStyle w:val="Compact"/>
+              <w:jc w:val="left"/>
+            </w:pPr>
+            <w:r>
+              <w:rPr>
+                <w:rStyle w:val="VerbatimChar"/>
+              </w:rPr>
+              <w:t xml:space="preserve">src/robustness.py:179-192</w:t>
+            </w:r>
+            <w:r>
+              <w:t xml:space="preserve"> </w:t>
+            </w:r>
+            <w:r>
+              <w:t xml:space="preserve">(</w:t>
+            </w:r>
+            <w:r>
+              <w:rPr>
+                <w:rStyle w:val="VerbatimChar"/>
+              </w:rPr>
+              <w:t xml:space="preserve">stress_table</w:t>
             </w:r>
             <w:r>
               <w:t xml:space="preserve">)</w:t>
@@ -2130,13 +2189,13 @@
       </w:tr>
     </w:tbl>
     <w:bookmarkEnd w:id="25"/>
-    <w:bookmarkStart w:id="26" w:name="Xb9ec454dbd4d8b7e036803b052cec6f3fc9fe5c"/>
+    <w:bookmarkStart w:id="26" w:name="X415c25e68d27fc7607c67730d06f7e4655baf37"/>
     <w:p>
       <w:pPr>
         <w:pStyle w:val="Heading2"/>
       </w:pPr>
       <w:r>
-        <w:t xml:space="preserve">7. Les figures</w:t>
+        <w:t xml:space="preserve">6. Allocation avancée (Étape C — optimiseur)</w:t>
       </w:r>
     </w:p>
     <w:tbl>
@@ -2162,7 +2221,7 @@
               <w:jc w:val="left"/>
             </w:pPr>
             <w:r>
-              <w:t xml:space="preserve">Figure</w:t>
+              <w:t xml:space="preserve">Ce qui a été fait</w:t>
             </w:r>
           </w:p>
         </w:tc>
@@ -2188,229 +2247,79 @@
               <w:jc w:val="left"/>
             </w:pPr>
             <w:r>
-              <w:rPr>
-                <w:bCs/>
-                <w:b/>
-              </w:rPr>
-              <w:t xml:space="preserve">T1</w:t>
-            </w:r>
-            <w:r>
-              <w:t xml:space="preserve"> </w:t>
-            </w:r>
-            <w:r>
-              <w:t xml:space="preserve">— Étape A : une seule alternative vs AP5</w:t>
-            </w:r>
-          </w:p>
-        </w:tc>
-        <w:tc>
-          <w:tcPr/>
-          <w:p>
-            <w:pPr>
-              <w:pStyle w:val="Compact"/>
-              <w:jc w:val="left"/>
-            </w:pPr>
-            <w:r>
-              <w:rPr>
-                <w:rStyle w:val="VerbatimChar"/>
-              </w:rPr>
-              <w:t xml:space="preserve">src/figures_these.py:44-59</w:t>
-            </w:r>
-          </w:p>
-        </w:tc>
-      </w:tr>
-      <w:tr>
-        <w:tc>
-          <w:tcPr/>
-          <w:p>
-            <w:pPr>
-              <w:pStyle w:val="Compact"/>
-              <w:jc w:val="left"/>
-            </w:pPr>
-            <w:r>
-              <w:rPr>
-                <w:bCs/>
-                <w:b/>
-              </w:rPr>
-              <w:t xml:space="preserve">T2</w:t>
-            </w:r>
-            <w:r>
-              <w:t xml:space="preserve"> </w:t>
-            </w:r>
-            <w:r>
-              <w:t xml:space="preserve">— courbe de compromis (rendement vs risque)</w:t>
-            </w:r>
-          </w:p>
-        </w:tc>
-        <w:tc>
-          <w:tcPr/>
-          <w:p>
-            <w:pPr>
-              <w:pStyle w:val="Compact"/>
-              <w:jc w:val="left"/>
-            </w:pPr>
-            <w:r>
-              <w:rPr>
-                <w:rStyle w:val="VerbatimChar"/>
-              </w:rPr>
-              <w:t xml:space="preserve">src/figures_these.py:61-79</w:t>
-            </w:r>
-          </w:p>
-        </w:tc>
-      </w:tr>
-      <w:tr>
-        <w:tc>
-          <w:tcPr/>
-          <w:p>
-            <w:pPr>
-              <w:pStyle w:val="Compact"/>
-              <w:jc w:val="left"/>
-            </w:pPr>
-            <w:r>
-              <w:rPr>
-                <w:bCs/>
-                <w:b/>
-              </w:rPr>
-              <w:t xml:space="preserve">T3</w:t>
-            </w:r>
-            <w:r>
-              <w:t xml:space="preserve"> </w:t>
-            </w:r>
-            <w:r>
-              <w:t xml:space="preserve">— Sharpe selon la dose, par alternative</w:t>
-            </w:r>
-          </w:p>
-        </w:tc>
-        <w:tc>
-          <w:tcPr/>
-          <w:p>
-            <w:pPr>
-              <w:pStyle w:val="Compact"/>
-              <w:jc w:val="left"/>
-            </w:pPr>
-            <w:r>
-              <w:rPr>
-                <w:rStyle w:val="VerbatimChar"/>
-              </w:rPr>
-              <w:t xml:space="preserve">src/figures_these.py:81-94</w:t>
-            </w:r>
-          </w:p>
-        </w:tc>
-      </w:tr>
-      <w:tr>
-        <w:tc>
-          <w:tcPr/>
-          <w:p>
-            <w:pPr>
-              <w:pStyle w:val="Compact"/>
-              <w:jc w:val="left"/>
-            </w:pPr>
-            <w:r>
-              <w:rPr>
-                <w:bCs/>
-                <w:b/>
-              </w:rPr>
-              <w:t xml:space="preserve">T4</w:t>
-            </w:r>
-            <w:r>
-              <w:t xml:space="preserve"> </w:t>
-            </w:r>
-            <w:r>
-              <w:t xml:space="preserve">— rendement cumulé AP5 vs or vs mélanges</w:t>
-            </w:r>
-          </w:p>
-        </w:tc>
-        <w:tc>
-          <w:tcPr/>
-          <w:p>
-            <w:pPr>
-              <w:pStyle w:val="Compact"/>
-              <w:jc w:val="left"/>
-            </w:pPr>
-            <w:r>
-              <w:rPr>
-                <w:rStyle w:val="VerbatimChar"/>
-              </w:rPr>
-              <w:t xml:space="preserve">src/figures_these.py:96-106</w:t>
-            </w:r>
-          </w:p>
-        </w:tc>
-      </w:tr>
-      <w:tr>
-        <w:tc>
-          <w:tcPr/>
-          <w:p>
-            <w:pPr>
-              <w:pStyle w:val="Compact"/>
-              <w:jc w:val="left"/>
-            </w:pPr>
-            <w:r>
-              <w:t xml:space="preserve">Figures françaises 01/02/04/05/08 (cumul, validation, régimes)</w:t>
-            </w:r>
-          </w:p>
-        </w:tc>
-        <w:tc>
-          <w:tcPr/>
-          <w:p>
-            <w:pPr>
-              <w:pStyle w:val="Compact"/>
-              <w:jc w:val="left"/>
-            </w:pPr>
-            <w:r>
-              <w:rPr>
-                <w:rStyle w:val="VerbatimChar"/>
-              </w:rPr>
-              <w:t xml:space="preserve">src/figures_fr.py:38-102</w:t>
+              <w:t xml:space="preserve">Mise en place (poches, plafonds, appel de l'optimiseur, frais exacts)</w:t>
+            </w:r>
+          </w:p>
+        </w:tc>
+        <w:tc>
+          <w:tcPr/>
+          <w:p>
+            <w:pPr>
+              <w:pStyle w:val="Compact"/>
+              <w:jc w:val="left"/>
+            </w:pPr>
+            <w:r>
+              <w:rPr>
+                <w:rStyle w:val="VerbatimChar"/>
+              </w:rPr>
+              <w:t xml:space="preserve">src/appendix_optimization.py:32-87</w:t>
+            </w:r>
+          </w:p>
+        </w:tc>
+      </w:tr>
+      <w:tr>
+        <w:tc>
+          <w:tcPr/>
+          <w:p>
+            <w:pPr>
+              <w:pStyle w:val="Compact"/>
+              <w:jc w:val="left"/>
+            </w:pPr>
+            <w:r>
+              <w:t xml:space="preserve">L'algorithme d'optimisation lui-même (max-Sharpe / min-variance / min-CVaR)</w:t>
+            </w:r>
+          </w:p>
+        </w:tc>
+        <w:tc>
+          <w:tcPr/>
+          <w:p>
+            <w:pPr>
+              <w:pStyle w:val="Compact"/>
+              <w:jc w:val="left"/>
+            </w:pPr>
+            <w:r>
+              <w:rPr>
+                <w:rStyle w:val="VerbatimChar"/>
+              </w:rPr>
+              <w:t xml:space="preserve">src/optimize.py:80</w:t>
+            </w:r>
+            <w:r>
+              <w:t xml:space="preserve"> </w:t>
+            </w:r>
+            <w:r>
+              <w:t xml:space="preserve">(</w:t>
+            </w:r>
+            <w:r>
+              <w:rPr>
+                <w:rStyle w:val="VerbatimChar"/>
+              </w:rPr>
+              <w:t xml:space="preserve">optimise</w:t>
+            </w:r>
+            <w:r>
+              <w:t xml:space="preserve">)</w:t>
             </w:r>
           </w:p>
         </w:tc>
       </w:tr>
     </w:tbl>
     <w:bookmarkEnd w:id="26"/>
-    <w:bookmarkStart w:id="27" w:name="X513c7eb5d772c9845bb14996bfa78aa54cbe82c"/>
+    <w:bookmarkStart w:id="27" w:name="Xb9ec454dbd4d8b7e036803b052cec6f3fc9fe5c"/>
     <w:p>
       <w:pPr>
         <w:pStyle w:val="Heading2"/>
       </w:pPr>
       <w:r>
-        <w:t xml:space="preserve">8. Les tests automatiques (preuve que le moteur est correct)</w:t>
-      </w:r>
-    </w:p>
-    <w:p>
-      <w:pPr>
-        <w:pStyle w:val="FirstParagraph"/>
-      </w:pPr>
-      <w:r>
-        <w:t xml:space="preserve">Fichier</w:t>
-      </w:r>
-      <w:r>
-        <w:t xml:space="preserve"> </w:t>
-      </w:r>
-      <w:r>
-        <w:rPr>
-          <w:rStyle w:val="VerbatimChar"/>
-        </w:rPr>
-        <w:t xml:space="preserve">tests/test_engine.py</w:t>
-      </w:r>
-      <w:r>
-        <w:t xml:space="preserve"> </w:t>
-      </w:r>
-      <w:r>
-        <w:t xml:space="preserve">— se lance avec</w:t>
-      </w:r>
-      <w:r>
-        <w:t xml:space="preserve"> </w:t>
-      </w:r>
-      <w:r>
-        <w:rPr>
-          <w:rStyle w:val="VerbatimChar"/>
-        </w:rPr>
-        <w:t xml:space="preserve">python tests/test_engine.py</w:t>
-      </w:r>
-      <w:r>
-        <w:t xml:space="preserve"> </w:t>
-      </w:r>
-      <w:r>
-        <w:t xml:space="preserve">:</w:t>
+        <w:t xml:space="preserve">7. Les figures</w:t>
       </w:r>
     </w:p>
     <w:tbl>
@@ -2436,264 +2345,538 @@
               <w:jc w:val="left"/>
             </w:pPr>
             <w:r>
-              <w:t xml:space="preserve">Ce qui est vérifié</w:t>
-            </w:r>
-          </w:p>
-        </w:tc>
-        <w:tc>
-          <w:tcPr/>
-          <w:p>
-            <w:pPr>
-              <w:pStyle w:val="Compact"/>
-              <w:jc w:val="left"/>
-            </w:pPr>
-            <w:r>
-              <w:t xml:space="preserve">Fichier : ligne</w:t>
-            </w:r>
-          </w:p>
-        </w:tc>
-      </w:tr>
-      <w:tr>
-        <w:tc>
-          <w:tcPr/>
-          <w:p>
-            <w:pPr>
-              <w:pStyle w:val="Compact"/>
-              <w:jc w:val="left"/>
-            </w:pPr>
-            <w:r>
-              <w:t xml:space="preserve">Les poids somment à 1</w:t>
-            </w:r>
-          </w:p>
-        </w:tc>
-        <w:tc>
-          <w:tcPr/>
-          <w:p>
-            <w:pPr>
-              <w:pStyle w:val="Compact"/>
-              <w:jc w:val="left"/>
-            </w:pPr>
-            <w:r>
-              <w:rPr>
-                <w:rStyle w:val="VerbatimChar"/>
-              </w:rPr>
-              <w:t xml:space="preserve">tests/test_engine.py:25</w:t>
-            </w:r>
-          </w:p>
-        </w:tc>
-      </w:tr>
-      <w:tr>
-        <w:tc>
-          <w:tcPr/>
-          <w:p>
-            <w:pPr>
-              <w:pStyle w:val="Compact"/>
-              <w:jc w:val="left"/>
-            </w:pPr>
-            <w:r>
-              <w:t xml:space="preserve">Pas de rééquilibrage à l'intérieur de la bande</w:t>
-            </w:r>
-          </w:p>
-        </w:tc>
-        <w:tc>
-          <w:tcPr/>
-          <w:p>
-            <w:pPr>
-              <w:pStyle w:val="Compact"/>
-              <w:jc w:val="left"/>
-            </w:pPr>
-            <w:r>
-              <w:rPr>
-                <w:rStyle w:val="VerbatimChar"/>
-              </w:rPr>
-              <w:t xml:space="preserve">tests/test_engine.py:31</w:t>
-            </w:r>
-          </w:p>
-        </w:tc>
-      </w:tr>
-      <w:tr>
-        <w:tc>
-          <w:tcPr/>
-          <w:p>
-            <w:pPr>
-              <w:pStyle w:val="Compact"/>
-              <w:jc w:val="left"/>
-            </w:pPr>
-            <w:r>
-              <w:t xml:space="preserve">Rééquilibrage quand la bande est franchie</w:t>
-            </w:r>
-          </w:p>
-        </w:tc>
-        <w:tc>
-          <w:tcPr/>
-          <w:p>
-            <w:pPr>
-              <w:pStyle w:val="Compact"/>
-              <w:jc w:val="left"/>
-            </w:pPr>
-            <w:r>
-              <w:rPr>
-                <w:rStyle w:val="VerbatimChar"/>
-              </w:rPr>
-              <w:t xml:space="preserve">tests/test_engine.py:39</w:t>
-            </w:r>
-          </w:p>
-        </w:tc>
-      </w:tr>
-      <w:tr>
-        <w:tc>
-          <w:tcPr/>
-          <w:p>
-            <w:pPr>
-              <w:pStyle w:val="Compact"/>
-              <w:jc w:val="left"/>
-            </w:pPr>
-            <w:r>
-              <w:t xml:space="preserve">Frais</w:t>
-            </w:r>
-            <w:r>
-              <w:t xml:space="preserve"> </w:t>
-            </w:r>
+              <w:t xml:space="preserve">Figure</w:t>
+            </w:r>
+          </w:p>
+        </w:tc>
+        <w:tc>
+          <w:tcPr/>
+          <w:p>
+            <w:pPr>
+              <w:pStyle w:val="Compact"/>
+              <w:jc w:val="left"/>
+            </w:pPr>
+            <w:r>
+              <w:t xml:space="preserve">Fichier : lignes</w:t>
+            </w:r>
+          </w:p>
+        </w:tc>
+      </w:tr>
+      <w:tr>
+        <w:tc>
+          <w:tcPr/>
+          <w:p>
+            <w:pPr>
+              <w:pStyle w:val="Compact"/>
+              <w:jc w:val="left"/>
+            </w:pPr>
             <w:r>
               <w:rPr>
                 <w:bCs/>
                 <w:b/>
               </w:rPr>
-              <w:t xml:space="preserve">exacts</w:t>
-            </w:r>
-            <w:r>
-              <w:t xml:space="preserve"> </w:t>
-            </w:r>
-            <w:r>
-              <w:rPr>
-                <w:rStyle w:val="VerbatimChar"/>
-              </w:rPr>
-              <w:t xml:space="preserve">(1+r)/(1+m)</w:t>
-            </w:r>
-          </w:p>
-        </w:tc>
-        <w:tc>
-          <w:tcPr/>
-          <w:p>
-            <w:pPr>
-              <w:pStyle w:val="Compact"/>
-              <w:jc w:val="left"/>
-            </w:pPr>
-            <w:r>
-              <w:rPr>
-                <w:rStyle w:val="VerbatimChar"/>
-              </w:rPr>
-              <w:t xml:space="preserve">tests/test_engine.py:48</w:t>
-            </w:r>
-          </w:p>
-        </w:tc>
-      </w:tr>
-      <w:tr>
-        <w:tc>
-          <w:tcPr/>
-          <w:p>
-            <w:pPr>
-              <w:pStyle w:val="Compact"/>
-              <w:jc w:val="left"/>
-            </w:pPr>
-            <w:r>
-              <w:t xml:space="preserve">Coût de transaction = rotation × coût</w:t>
-            </w:r>
-          </w:p>
-        </w:tc>
-        <w:tc>
-          <w:tcPr/>
-          <w:p>
-            <w:pPr>
-              <w:pStyle w:val="Compact"/>
-              <w:jc w:val="left"/>
-            </w:pPr>
-            <w:r>
-              <w:rPr>
-                <w:rStyle w:val="VerbatimChar"/>
-              </w:rPr>
-              <w:t xml:space="preserve">tests/test_engine.py:58</w:t>
-            </w:r>
-          </w:p>
-        </w:tc>
-      </w:tr>
-      <w:tr>
-        <w:tc>
-          <w:tcPr/>
-          <w:p>
-            <w:pPr>
-              <w:pStyle w:val="Compact"/>
-              <w:jc w:val="left"/>
-            </w:pPr>
-            <w:r>
-              <w:t xml:space="preserve">Les bandes</w:t>
-            </w:r>
-            <w:r>
-              <w:t xml:space="preserve"> </w:t>
-            </w:r>
+              <w:t xml:space="preserve">T1</w:t>
+            </w:r>
+            <w:r>
+              <w:t xml:space="preserve"> </w:t>
+            </w:r>
+            <w:r>
+              <w:t xml:space="preserve">— Étape A : une seule alternative vs AP5</w:t>
+            </w:r>
+          </w:p>
+        </w:tc>
+        <w:tc>
+          <w:tcPr/>
+          <w:p>
+            <w:pPr>
+              <w:pStyle w:val="Compact"/>
+              <w:jc w:val="left"/>
+            </w:pPr>
+            <w:r>
+              <w:rPr>
+                <w:rStyle w:val="VerbatimChar"/>
+              </w:rPr>
+              <w:t xml:space="preserve">src/figures_these.py:44-59</w:t>
+            </w:r>
+          </w:p>
+        </w:tc>
+      </w:tr>
+      <w:tr>
+        <w:tc>
+          <w:tcPr/>
+          <w:p>
+            <w:pPr>
+              <w:pStyle w:val="Compact"/>
+              <w:jc w:val="left"/>
+            </w:pPr>
             <w:r>
               <w:rPr>
                 <w:bCs/>
                 <w:b/>
               </w:rPr>
-              <w:t xml:space="preserve">catégorie</w:t>
-            </w:r>
-            <w:r>
-              <w:t xml:space="preserve"> </w:t>
-            </w:r>
-            <w:r>
-              <w:t xml:space="preserve">ignorent la dérive intra-catégorie</w:t>
-            </w:r>
-          </w:p>
-        </w:tc>
-        <w:tc>
-          <w:tcPr/>
-          <w:p>
-            <w:pPr>
-              <w:pStyle w:val="Compact"/>
-              <w:jc w:val="left"/>
-            </w:pPr>
-            <w:r>
-              <w:rPr>
-                <w:rStyle w:val="VerbatimChar"/>
-              </w:rPr>
-              <w:t xml:space="preserve">tests/test_engine.py:71</w:t>
-            </w:r>
-          </w:p>
-        </w:tc>
-      </w:tr>
-      <w:tr>
-        <w:tc>
-          <w:tcPr/>
-          <w:p>
-            <w:pPr>
-              <w:pStyle w:val="Compact"/>
-              <w:jc w:val="left"/>
-            </w:pPr>
-            <w:r>
-              <w:t xml:space="preserve">Pas de « look-ahead » (aucune info du futur utilisée)</w:t>
-            </w:r>
-          </w:p>
-        </w:tc>
-        <w:tc>
-          <w:tcPr/>
-          <w:p>
-            <w:pPr>
-              <w:pStyle w:val="Compact"/>
-              <w:jc w:val="left"/>
-            </w:pPr>
-            <w:r>
-              <w:rPr>
-                <w:rStyle w:val="VerbatimChar"/>
-              </w:rPr>
-              <w:t xml:space="preserve">tests/test_engine.py:89</w:t>
+              <w:t xml:space="preserve">T2</w:t>
+            </w:r>
+            <w:r>
+              <w:t xml:space="preserve"> </w:t>
+            </w:r>
+            <w:r>
+              <w:t xml:space="preserve">— courbe de compromis (rendement vs risque)</w:t>
+            </w:r>
+          </w:p>
+        </w:tc>
+        <w:tc>
+          <w:tcPr/>
+          <w:p>
+            <w:pPr>
+              <w:pStyle w:val="Compact"/>
+              <w:jc w:val="left"/>
+            </w:pPr>
+            <w:r>
+              <w:rPr>
+                <w:rStyle w:val="VerbatimChar"/>
+              </w:rPr>
+              <w:t xml:space="preserve">src/figures_these.py:61-79</w:t>
+            </w:r>
+          </w:p>
+        </w:tc>
+      </w:tr>
+      <w:tr>
+        <w:tc>
+          <w:tcPr/>
+          <w:p>
+            <w:pPr>
+              <w:pStyle w:val="Compact"/>
+              <w:jc w:val="left"/>
+            </w:pPr>
+            <w:r>
+              <w:rPr>
+                <w:bCs/>
+                <w:b/>
+              </w:rPr>
+              <w:t xml:space="preserve">T3</w:t>
+            </w:r>
+            <w:r>
+              <w:t xml:space="preserve"> </w:t>
+            </w:r>
+            <w:r>
+              <w:t xml:space="preserve">— Sharpe selon la dose, par alternative</w:t>
+            </w:r>
+          </w:p>
+        </w:tc>
+        <w:tc>
+          <w:tcPr/>
+          <w:p>
+            <w:pPr>
+              <w:pStyle w:val="Compact"/>
+              <w:jc w:val="left"/>
+            </w:pPr>
+            <w:r>
+              <w:rPr>
+                <w:rStyle w:val="VerbatimChar"/>
+              </w:rPr>
+              <w:t xml:space="preserve">src/figures_these.py:81-94</w:t>
+            </w:r>
+          </w:p>
+        </w:tc>
+      </w:tr>
+      <w:tr>
+        <w:tc>
+          <w:tcPr/>
+          <w:p>
+            <w:pPr>
+              <w:pStyle w:val="Compact"/>
+              <w:jc w:val="left"/>
+            </w:pPr>
+            <w:r>
+              <w:rPr>
+                <w:bCs/>
+                <w:b/>
+              </w:rPr>
+              <w:t xml:space="preserve">T4</w:t>
+            </w:r>
+            <w:r>
+              <w:t xml:space="preserve"> </w:t>
+            </w:r>
+            <w:r>
+              <w:t xml:space="preserve">— rendement cumulé AP5 vs or vs mélanges</w:t>
+            </w:r>
+          </w:p>
+        </w:tc>
+        <w:tc>
+          <w:tcPr/>
+          <w:p>
+            <w:pPr>
+              <w:pStyle w:val="Compact"/>
+              <w:jc w:val="left"/>
+            </w:pPr>
+            <w:r>
+              <w:rPr>
+                <w:rStyle w:val="VerbatimChar"/>
+              </w:rPr>
+              <w:t xml:space="preserve">src/figures_these.py:96-106</w:t>
+            </w:r>
+          </w:p>
+        </w:tc>
+      </w:tr>
+      <w:tr>
+        <w:tc>
+          <w:tcPr/>
+          <w:p>
+            <w:pPr>
+              <w:pStyle w:val="Compact"/>
+              <w:jc w:val="left"/>
+            </w:pPr>
+            <w:r>
+              <w:t xml:space="preserve">Figures françaises 01/02/04/05/08 (cumul, validation, régimes)</w:t>
+            </w:r>
+          </w:p>
+        </w:tc>
+        <w:tc>
+          <w:tcPr/>
+          <w:p>
+            <w:pPr>
+              <w:pStyle w:val="Compact"/>
+              <w:jc w:val="left"/>
+            </w:pPr>
+            <w:r>
+              <w:rPr>
+                <w:rStyle w:val="VerbatimChar"/>
+              </w:rPr>
+              <w:t xml:space="preserve">src/figures_fr.py:38-102</w:t>
             </w:r>
           </w:p>
         </w:tc>
       </w:tr>
     </w:tbl>
     <w:bookmarkEnd w:id="27"/>
-    <w:bookmarkStart w:id="28" w:name="Xbd8172e8ccd466ed3ec05c4fe87f8e4fba0116b"/>
+    <w:bookmarkStart w:id="28" w:name="X513c7eb5d772c9845bb14996bfa78aa54cbe82c"/>
+    <w:p>
+      <w:pPr>
+        <w:pStyle w:val="Heading2"/>
+      </w:pPr>
+      <w:r>
+        <w:t xml:space="preserve">8. Les tests automatiques (preuve que le moteur est correct)</w:t>
+      </w:r>
+    </w:p>
+    <w:p>
+      <w:pPr>
+        <w:pStyle w:val="FirstParagraph"/>
+      </w:pPr>
+      <w:r>
+        <w:t xml:space="preserve">Fichier</w:t>
+      </w:r>
+      <w:r>
+        <w:t xml:space="preserve"> </w:t>
+      </w:r>
+      <w:r>
+        <w:rPr>
+          <w:rStyle w:val="VerbatimChar"/>
+        </w:rPr>
+        <w:t xml:space="preserve">tests/test_engine.py</w:t>
+      </w:r>
+      <w:r>
+        <w:t xml:space="preserve"> </w:t>
+      </w:r>
+      <w:r>
+        <w:t xml:space="preserve">— se lance avec</w:t>
+      </w:r>
+      <w:r>
+        <w:t xml:space="preserve"> </w:t>
+      </w:r>
+      <w:r>
+        <w:rPr>
+          <w:rStyle w:val="VerbatimChar"/>
+        </w:rPr>
+        <w:t xml:space="preserve">python tests/test_engine.py</w:t>
+      </w:r>
+      <w:r>
+        <w:t xml:space="preserve"> </w:t>
+      </w:r>
+      <w:r>
+        <w:t xml:space="preserve">:</w:t>
+      </w:r>
+    </w:p>
+    <w:tbl>
+      <w:tblPr>
+        <w:tblStyle w:val="Table"/>
+        <w:tblW w:type="auto" w:w="0"/>
+        <w:tblLook w:firstRow="1" w:lastRow="0" w:firstColumn="0" w:lastColumn="0" w:noHBand="0" w:noVBand="0" w:val="0020"/>
+        <w:jc w:val="start"/>
+      </w:tblPr>
+      <w:tblGrid>
+        <w:gridCol w:w="3960"/>
+        <w:gridCol w:w="3960"/>
+      </w:tblGrid>
+      <w:tr>
+        <w:trPr>
+          <w:tblHeader w:val="true"/>
+        </w:trPr>
+        <w:tc>
+          <w:tcPr/>
+          <w:p>
+            <w:pPr>
+              <w:pStyle w:val="Compact"/>
+              <w:jc w:val="left"/>
+            </w:pPr>
+            <w:r>
+              <w:t xml:space="preserve">Ce qui est vérifié</w:t>
+            </w:r>
+          </w:p>
+        </w:tc>
+        <w:tc>
+          <w:tcPr/>
+          <w:p>
+            <w:pPr>
+              <w:pStyle w:val="Compact"/>
+              <w:jc w:val="left"/>
+            </w:pPr>
+            <w:r>
+              <w:t xml:space="preserve">Fichier : ligne</w:t>
+            </w:r>
+          </w:p>
+        </w:tc>
+      </w:tr>
+      <w:tr>
+        <w:tc>
+          <w:tcPr/>
+          <w:p>
+            <w:pPr>
+              <w:pStyle w:val="Compact"/>
+              <w:jc w:val="left"/>
+            </w:pPr>
+            <w:r>
+              <w:t xml:space="preserve">Les poids somment à 1</w:t>
+            </w:r>
+          </w:p>
+        </w:tc>
+        <w:tc>
+          <w:tcPr/>
+          <w:p>
+            <w:pPr>
+              <w:pStyle w:val="Compact"/>
+              <w:jc w:val="left"/>
+            </w:pPr>
+            <w:r>
+              <w:rPr>
+                <w:rStyle w:val="VerbatimChar"/>
+              </w:rPr>
+              <w:t xml:space="preserve">tests/test_engine.py:25</w:t>
+            </w:r>
+          </w:p>
+        </w:tc>
+      </w:tr>
+      <w:tr>
+        <w:tc>
+          <w:tcPr/>
+          <w:p>
+            <w:pPr>
+              <w:pStyle w:val="Compact"/>
+              <w:jc w:val="left"/>
+            </w:pPr>
+            <w:r>
+              <w:t xml:space="preserve">Pas de rééquilibrage à l'intérieur de la bande</w:t>
+            </w:r>
+          </w:p>
+        </w:tc>
+        <w:tc>
+          <w:tcPr/>
+          <w:p>
+            <w:pPr>
+              <w:pStyle w:val="Compact"/>
+              <w:jc w:val="left"/>
+            </w:pPr>
+            <w:r>
+              <w:rPr>
+                <w:rStyle w:val="VerbatimChar"/>
+              </w:rPr>
+              <w:t xml:space="preserve">tests/test_engine.py:31</w:t>
+            </w:r>
+          </w:p>
+        </w:tc>
+      </w:tr>
+      <w:tr>
+        <w:tc>
+          <w:tcPr/>
+          <w:p>
+            <w:pPr>
+              <w:pStyle w:val="Compact"/>
+              <w:jc w:val="left"/>
+            </w:pPr>
+            <w:r>
+              <w:t xml:space="preserve">Rééquilibrage quand la bande est franchie</w:t>
+            </w:r>
+          </w:p>
+        </w:tc>
+        <w:tc>
+          <w:tcPr/>
+          <w:p>
+            <w:pPr>
+              <w:pStyle w:val="Compact"/>
+              <w:jc w:val="left"/>
+            </w:pPr>
+            <w:r>
+              <w:rPr>
+                <w:rStyle w:val="VerbatimChar"/>
+              </w:rPr>
+              <w:t xml:space="preserve">tests/test_engine.py:39</w:t>
+            </w:r>
+          </w:p>
+        </w:tc>
+      </w:tr>
+      <w:tr>
+        <w:tc>
+          <w:tcPr/>
+          <w:p>
+            <w:pPr>
+              <w:pStyle w:val="Compact"/>
+              <w:jc w:val="left"/>
+            </w:pPr>
+            <w:r>
+              <w:t xml:space="preserve">Frais</w:t>
+            </w:r>
+            <w:r>
+              <w:t xml:space="preserve"> </w:t>
+            </w:r>
+            <w:r>
+              <w:rPr>
+                <w:bCs/>
+                <w:b/>
+              </w:rPr>
+              <w:t xml:space="preserve">exacts</w:t>
+            </w:r>
+            <w:r>
+              <w:t xml:space="preserve"> </w:t>
+            </w:r>
+            <w:r>
+              <w:rPr>
+                <w:rStyle w:val="VerbatimChar"/>
+              </w:rPr>
+              <w:t xml:space="preserve">(1+r)/(1+m)</w:t>
+            </w:r>
+          </w:p>
+        </w:tc>
+        <w:tc>
+          <w:tcPr/>
+          <w:p>
+            <w:pPr>
+              <w:pStyle w:val="Compact"/>
+              <w:jc w:val="left"/>
+            </w:pPr>
+            <w:r>
+              <w:rPr>
+                <w:rStyle w:val="VerbatimChar"/>
+              </w:rPr>
+              <w:t xml:space="preserve">tests/test_engine.py:48</w:t>
+            </w:r>
+          </w:p>
+        </w:tc>
+      </w:tr>
+      <w:tr>
+        <w:tc>
+          <w:tcPr/>
+          <w:p>
+            <w:pPr>
+              <w:pStyle w:val="Compact"/>
+              <w:jc w:val="left"/>
+            </w:pPr>
+            <w:r>
+              <w:t xml:space="preserve">Coût de transaction = rotation × coût</w:t>
+            </w:r>
+          </w:p>
+        </w:tc>
+        <w:tc>
+          <w:tcPr/>
+          <w:p>
+            <w:pPr>
+              <w:pStyle w:val="Compact"/>
+              <w:jc w:val="left"/>
+            </w:pPr>
+            <w:r>
+              <w:rPr>
+                <w:rStyle w:val="VerbatimChar"/>
+              </w:rPr>
+              <w:t xml:space="preserve">tests/test_engine.py:58</w:t>
+            </w:r>
+          </w:p>
+        </w:tc>
+      </w:tr>
+      <w:tr>
+        <w:tc>
+          <w:tcPr/>
+          <w:p>
+            <w:pPr>
+              <w:pStyle w:val="Compact"/>
+              <w:jc w:val="left"/>
+            </w:pPr>
+            <w:r>
+              <w:t xml:space="preserve">Les bandes</w:t>
+            </w:r>
+            <w:r>
+              <w:t xml:space="preserve"> </w:t>
+            </w:r>
+            <w:r>
+              <w:rPr>
+                <w:bCs/>
+                <w:b/>
+              </w:rPr>
+              <w:t xml:space="preserve">catégorie</w:t>
+            </w:r>
+            <w:r>
+              <w:t xml:space="preserve"> </w:t>
+            </w:r>
+            <w:r>
+              <w:t xml:space="preserve">ignorent la dérive intra-catégorie</w:t>
+            </w:r>
+          </w:p>
+        </w:tc>
+        <w:tc>
+          <w:tcPr/>
+          <w:p>
+            <w:pPr>
+              <w:pStyle w:val="Compact"/>
+              <w:jc w:val="left"/>
+            </w:pPr>
+            <w:r>
+              <w:rPr>
+                <w:rStyle w:val="VerbatimChar"/>
+              </w:rPr>
+              <w:t xml:space="preserve">tests/test_engine.py:71</w:t>
+            </w:r>
+          </w:p>
+        </w:tc>
+      </w:tr>
+      <w:tr>
+        <w:tc>
+          <w:tcPr/>
+          <w:p>
+            <w:pPr>
+              <w:pStyle w:val="Compact"/>
+              <w:jc w:val="left"/>
+            </w:pPr>
+            <w:r>
+              <w:t xml:space="preserve">Pas de « look-ahead » (aucune info du futur utilisée)</w:t>
+            </w:r>
+          </w:p>
+        </w:tc>
+        <w:tc>
+          <w:tcPr/>
+          <w:p>
+            <w:pPr>
+              <w:pStyle w:val="Compact"/>
+              <w:jc w:val="left"/>
+            </w:pPr>
+            <w:r>
+              <w:rPr>
+                <w:rStyle w:val="VerbatimChar"/>
+              </w:rPr>
+              <w:t xml:space="preserve">tests/test_engine.py:89</w:t>
+            </w:r>
+          </w:p>
+        </w:tc>
+      </w:tr>
+    </w:tbl>
+    <w:bookmarkEnd w:id="28"/>
+    <w:bookmarkStart w:id="29" w:name="Xbd8172e8ccd466ed3ec05c4fe87f8e4fba0116b"/>
     <w:p>
       <w:pPr>
         <w:pStyle w:val="Heading2"/>
@@ -2737,6 +2920,15 @@
         <w:rPr>
           <w:rStyle w:val="VerbatimChar"/>
         </w:rPr>
+        <w:t xml:space="preserve">python src/benchmark_portfolios.py # 3b. benchmarks : actions / cash / asymétrique</w:t>
+      </w:r>
+      <w:r>
+        <w:br/>
+      </w:r>
+      <w:r>
+        <w:rPr>
+          <w:rStyle w:val="VerbatimChar"/>
+        </w:rPr>
         <w:t xml:space="preserve">python src/robustness.py           # 4. bootstrap + sensibilités + stress + catégorie-vs-granulaire</w:t>
       </w:r>
       <w:r>
@@ -2830,8 +3022,8 @@
         <w:t xml:space="preserve">(généré à l'étape 2).</w:t>
       </w:r>
     </w:p>
-    <w:bookmarkEnd w:id="28"/>
     <w:bookmarkEnd w:id="29"/>
+    <w:bookmarkEnd w:id="30"/>
     <w:sectPr/>
   </w:body>
 </w:document>
